--- a/az/wisdom-stories/Etibar Siracsoy/small-changes-great-value.docx
+++ b/az/wisdom-stories/Etibar Siracsoy/small-changes-great-value.docx
@@ -42,7 +42,7 @@
         <w:t>İbrət:</w:t>
       </w:r>
       <w:r>
-        <w:t xml:space="preserve"> Həyatımıza yenilik qatmaq üçün böyük dəyişikliklər gözləməyə ehtiyac yoxdur. Öyrənməyə və sevdiyimiz işlərə ayırdığımız kiçik bir vaxt belə günümüzə məna verə bilər.</w:t>
+        <w:t xml:space="preserve"> Həyatımıza yenilik qatmaq üçün böyük dəyişikliklər gözləməyə ehtiyac yoxdur. Öyrənməyə və sevdiyimiz işlərə ayırdığımız azacıq vaxt belə günümüzə məna verə bilər.</w:t>
       </w:r>
     </w:p>
     <w:p/>
